--- a/CF06_Contabilidade_Inovacao.docx
+++ b/CF06_Contabilidade_Inovacao.docx
@@ -109,7 +109,7 @@
               <w:bottom w:color="000000" w:space="0" w:sz="0" w:val="nil"/>
               <w:right w:color="000000" w:space="0" w:sz="0" w:val="nil"/>
             </w:tcBorders>
-            <w:shd w:fill="eeeeee" w:val="clear"/>
+            <w:shd w:fill="d6dfe7" w:val="clear"/>
             <w:tcMar>
               <w:top w:w="160.0" w:type="dxa"/>
               <w:left w:w="260.0" w:type="dxa"/>
@@ -302,7 +302,7 @@
               <w:bottom w:color="d8d8d8" w:space="0" w:sz="4" w:val="single"/>
               <w:right w:color="d8d8d8" w:space="0" w:sz="4" w:val="single"/>
             </w:tcBorders>
-            <w:shd w:fill="f7f7f7" w:val="clear"/>
+            <w:shd w:fill="dee8ef" w:val="clear"/>
             <w:tcMar>
               <w:top w:w="90.0" w:type="dxa"/>
               <w:left w:w="160.0" w:type="dxa"/>
@@ -417,7 +417,7 @@
               <w:bottom w:color="d8d8d8" w:space="0" w:sz="4" w:val="single"/>
               <w:right w:color="d8d8d8" w:space="0" w:sz="4" w:val="single"/>
             </w:tcBorders>
-            <w:shd w:fill="f7f7f7" w:val="clear"/>
+            <w:shd w:fill="dee8ef" w:val="clear"/>
             <w:tcMar>
               <w:top w:w="90.0" w:type="dxa"/>
               <w:left w:w="160.0" w:type="dxa"/>
@@ -532,7 +532,7 @@
               <w:bottom w:color="d8d8d8" w:space="0" w:sz="4" w:val="single"/>
               <w:right w:color="d8d8d8" w:space="0" w:sz="4" w:val="single"/>
             </w:tcBorders>
-            <w:shd w:fill="f7f7f7" w:val="clear"/>
+            <w:shd w:fill="dee8ef" w:val="clear"/>
             <w:tcMar>
               <w:top w:w="90.0" w:type="dxa"/>
               <w:left w:w="160.0" w:type="dxa"/>
@@ -867,7 +867,7 @@
               <w:bottom w:color="d8d8d8" w:space="0" w:sz="4" w:val="single"/>
               <w:right w:color="d8d8d8" w:space="0" w:sz="4" w:val="single"/>
             </w:tcBorders>
-            <w:shd w:fill="f7f7f7" w:val="clear"/>
+            <w:shd w:fill="dee8ef" w:val="clear"/>
             <w:tcMar>
               <w:top w:w="70.0" w:type="dxa"/>
               <w:left w:w="100.0" w:type="dxa"/>
@@ -909,7 +909,7 @@
               <w:bottom w:color="d8d8d8" w:space="0" w:sz="4" w:val="single"/>
               <w:right w:color="d8d8d8" w:space="0" w:sz="4" w:val="single"/>
             </w:tcBorders>
-            <w:shd w:fill="f5f5f5" w:val="clear"/>
+            <w:shd w:fill="dce6ed" w:val="clear"/>
             <w:tcMar>
               <w:top w:w="70.0" w:type="dxa"/>
               <w:left w:w="100.0" w:type="dxa"/>
@@ -938,7 +938,7 @@
               <w:bottom w:color="d8d8d8" w:space="0" w:sz="4" w:val="single"/>
               <w:right w:color="d8d8d8" w:space="0" w:sz="4" w:val="single"/>
             </w:tcBorders>
-            <w:shd w:fill="f5f5f5" w:val="clear"/>
+            <w:shd w:fill="dce6ed" w:val="clear"/>
             <w:tcMar>
               <w:top w:w="70.0" w:type="dxa"/>
               <w:left w:w="100.0" w:type="dxa"/>
@@ -967,7 +967,7 @@
               <w:bottom w:color="d8d8d8" w:space="0" w:sz="4" w:val="single"/>
               <w:right w:color="d8d8d8" w:space="0" w:sz="4" w:val="single"/>
             </w:tcBorders>
-            <w:shd w:fill="f5f5f5" w:val="clear"/>
+            <w:shd w:fill="dce6ed" w:val="clear"/>
             <w:tcMar>
               <w:top w:w="70.0" w:type="dxa"/>
               <w:left w:w="100.0" w:type="dxa"/>
@@ -1022,7 +1022,7 @@
               <w:bottom w:color="d8d8d8" w:space="0" w:sz="4" w:val="single"/>
               <w:right w:color="d8d8d8" w:space="0" w:sz="4" w:val="single"/>
             </w:tcBorders>
-            <w:shd w:fill="f7f7f7" w:val="clear"/>
+            <w:shd w:fill="dee8ef" w:val="clear"/>
             <w:tcMar>
               <w:top w:w="70.0" w:type="dxa"/>
               <w:left w:w="100.0" w:type="dxa"/>
@@ -1177,7 +1177,7 @@
               <w:bottom w:color="d8d8d8" w:space="0" w:sz="4" w:val="single"/>
               <w:right w:color="d8d8d8" w:space="0" w:sz="4" w:val="single"/>
             </w:tcBorders>
-            <w:shd w:fill="f7f7f7" w:val="clear"/>
+            <w:shd w:fill="dee8ef" w:val="clear"/>
             <w:tcMar>
               <w:top w:w="70.0" w:type="dxa"/>
               <w:left w:w="100.0" w:type="dxa"/>
@@ -1219,7 +1219,7 @@
               <w:bottom w:color="d8d8d8" w:space="0" w:sz="4" w:val="single"/>
               <w:right w:color="d8d8d8" w:space="0" w:sz="4" w:val="single"/>
             </w:tcBorders>
-            <w:shd w:fill="f5f5f5" w:val="clear"/>
+            <w:shd w:fill="dce6ed" w:val="clear"/>
             <w:tcMar>
               <w:top w:w="70.0" w:type="dxa"/>
               <w:left w:w="100.0" w:type="dxa"/>
@@ -1248,7 +1248,7 @@
               <w:bottom w:color="d8d8d8" w:space="0" w:sz="4" w:val="single"/>
               <w:right w:color="d8d8d8" w:space="0" w:sz="4" w:val="single"/>
             </w:tcBorders>
-            <w:shd w:fill="f5f5f5" w:val="clear"/>
+            <w:shd w:fill="dce6ed" w:val="clear"/>
             <w:tcMar>
               <w:top w:w="70.0" w:type="dxa"/>
               <w:left w:w="100.0" w:type="dxa"/>
@@ -1277,7 +1277,7 @@
               <w:bottom w:color="d8d8d8" w:space="0" w:sz="4" w:val="single"/>
               <w:right w:color="d8d8d8" w:space="0" w:sz="4" w:val="single"/>
             </w:tcBorders>
-            <w:shd w:fill="f5f5f5" w:val="clear"/>
+            <w:shd w:fill="dce6ed" w:val="clear"/>
             <w:tcMar>
               <w:top w:w="70.0" w:type="dxa"/>
               <w:left w:w="100.0" w:type="dxa"/>
@@ -1332,7 +1332,7 @@
               <w:bottom w:color="d8d8d8" w:space="0" w:sz="4" w:val="single"/>
               <w:right w:color="d8d8d8" w:space="0" w:sz="4" w:val="single"/>
             </w:tcBorders>
-            <w:shd w:fill="f7f7f7" w:val="clear"/>
+            <w:shd w:fill="dee8ef" w:val="clear"/>
             <w:tcMar>
               <w:top w:w="70.0" w:type="dxa"/>
               <w:left w:w="100.0" w:type="dxa"/>
@@ -1487,7 +1487,7 @@
               <w:bottom w:color="d8d8d8" w:space="0" w:sz="4" w:val="single"/>
               <w:right w:color="d8d8d8" w:space="0" w:sz="4" w:val="single"/>
             </w:tcBorders>
-            <w:shd w:fill="f7f7f7" w:val="clear"/>
+            <w:shd w:fill="dee8ef" w:val="clear"/>
             <w:tcMar>
               <w:top w:w="70.0" w:type="dxa"/>
               <w:left w:w="100.0" w:type="dxa"/>
@@ -1529,7 +1529,7 @@
               <w:bottom w:color="d8d8d8" w:space="0" w:sz="4" w:val="single"/>
               <w:right w:color="d8d8d8" w:space="0" w:sz="4" w:val="single"/>
             </w:tcBorders>
-            <w:shd w:fill="f5f5f5" w:val="clear"/>
+            <w:shd w:fill="dce6ed" w:val="clear"/>
             <w:tcMar>
               <w:top w:w="70.0" w:type="dxa"/>
               <w:left w:w="100.0" w:type="dxa"/>
@@ -1558,7 +1558,7 @@
               <w:bottom w:color="d8d8d8" w:space="0" w:sz="4" w:val="single"/>
               <w:right w:color="d8d8d8" w:space="0" w:sz="4" w:val="single"/>
             </w:tcBorders>
-            <w:shd w:fill="f5f5f5" w:val="clear"/>
+            <w:shd w:fill="dce6ed" w:val="clear"/>
             <w:tcMar>
               <w:top w:w="70.0" w:type="dxa"/>
               <w:left w:w="100.0" w:type="dxa"/>
@@ -1587,7 +1587,7 @@
               <w:bottom w:color="d8d8d8" w:space="0" w:sz="4" w:val="single"/>
               <w:right w:color="d8d8d8" w:space="0" w:sz="4" w:val="single"/>
             </w:tcBorders>
-            <w:shd w:fill="f5f5f5" w:val="clear"/>
+            <w:shd w:fill="dce6ed" w:val="clear"/>
             <w:tcMar>
               <w:top w:w="70.0" w:type="dxa"/>
               <w:left w:w="100.0" w:type="dxa"/>
@@ -1642,7 +1642,7 @@
               <w:bottom w:color="d8d8d8" w:space="0" w:sz="4" w:val="single"/>
               <w:right w:color="d8d8d8" w:space="0" w:sz="4" w:val="single"/>
             </w:tcBorders>
-            <w:shd w:fill="f7f7f7" w:val="clear"/>
+            <w:shd w:fill="dee8ef" w:val="clear"/>
             <w:tcMar>
               <w:top w:w="70.0" w:type="dxa"/>
               <w:left w:w="100.0" w:type="dxa"/>
@@ -1797,7 +1797,7 @@
               <w:bottom w:color="d8d8d8" w:space="0" w:sz="4" w:val="single"/>
               <w:right w:color="d8d8d8" w:space="0" w:sz="4" w:val="single"/>
             </w:tcBorders>
-            <w:shd w:fill="f7f7f7" w:val="clear"/>
+            <w:shd w:fill="dee8ef" w:val="clear"/>
             <w:tcMar>
               <w:top w:w="70.0" w:type="dxa"/>
               <w:left w:w="100.0" w:type="dxa"/>
@@ -1839,7 +1839,7 @@
               <w:bottom w:color="d8d8d8" w:space="0" w:sz="4" w:val="single"/>
               <w:right w:color="d8d8d8" w:space="0" w:sz="4" w:val="single"/>
             </w:tcBorders>
-            <w:shd w:fill="f5f5f5" w:val="clear"/>
+            <w:shd w:fill="dce6ed" w:val="clear"/>
             <w:tcMar>
               <w:top w:w="70.0" w:type="dxa"/>
               <w:left w:w="100.0" w:type="dxa"/>
@@ -1868,7 +1868,7 @@
               <w:bottom w:color="d8d8d8" w:space="0" w:sz="4" w:val="single"/>
               <w:right w:color="d8d8d8" w:space="0" w:sz="4" w:val="single"/>
             </w:tcBorders>
-            <w:shd w:fill="f5f5f5" w:val="clear"/>
+            <w:shd w:fill="dce6ed" w:val="clear"/>
             <w:tcMar>
               <w:top w:w="70.0" w:type="dxa"/>
               <w:left w:w="100.0" w:type="dxa"/>
@@ -1897,7 +1897,7 @@
               <w:bottom w:color="d8d8d8" w:space="0" w:sz="4" w:val="single"/>
               <w:right w:color="d8d8d8" w:space="0" w:sz="4" w:val="single"/>
             </w:tcBorders>
-            <w:shd w:fill="f5f5f5" w:val="clear"/>
+            <w:shd w:fill="dce6ed" w:val="clear"/>
             <w:tcMar>
               <w:top w:w="70.0" w:type="dxa"/>
               <w:left w:w="100.0" w:type="dxa"/>
@@ -1952,7 +1952,7 @@
               <w:bottom w:color="d8d8d8" w:space="0" w:sz="4" w:val="single"/>
               <w:right w:color="d8d8d8" w:space="0" w:sz="4" w:val="single"/>
             </w:tcBorders>
-            <w:shd w:fill="f7f7f7" w:val="clear"/>
+            <w:shd w:fill="dee8ef" w:val="clear"/>
             <w:tcMar>
               <w:top w:w="70.0" w:type="dxa"/>
               <w:left w:w="100.0" w:type="dxa"/>
@@ -2256,7 +2256,7 @@
               <w:bottom w:color="d8d8d8" w:space="0" w:sz="4" w:val="single"/>
               <w:right w:color="d8d8d8" w:space="0" w:sz="4" w:val="single"/>
             </w:tcBorders>
-            <w:shd w:fill="f2f2f2" w:val="clear"/>
+            <w:shd w:fill="dae3eb" w:val="clear"/>
             <w:tcMar>
               <w:top w:w="120.0" w:type="dxa"/>
               <w:left w:w="200.0" w:type="dxa"/>
@@ -2504,7 +2504,7 @@
               <w:bottom w:color="d8d8d8" w:space="0" w:sz="4" w:val="single"/>
               <w:right w:color="d8d8d8" w:space="0" w:sz="4" w:val="single"/>
             </w:tcBorders>
-            <w:shd w:fill="f2f2f2" w:val="clear"/>
+            <w:shd w:fill="dae3eb" w:val="clear"/>
             <w:tcMar>
               <w:top w:w="120.0" w:type="dxa"/>
               <w:left w:w="200.0" w:type="dxa"/>
@@ -2752,7 +2752,7 @@
               <w:bottom w:color="d8d8d8" w:space="0" w:sz="4" w:val="single"/>
               <w:right w:color="d8d8d8" w:space="0" w:sz="4" w:val="single"/>
             </w:tcBorders>
-            <w:shd w:fill="f2f2f2" w:val="clear"/>
+            <w:shd w:fill="dae3eb" w:val="clear"/>
             <w:tcMar>
               <w:top w:w="120.0" w:type="dxa"/>
               <w:left w:w="200.0" w:type="dxa"/>
@@ -2947,7 +2947,7 @@
               <w:bottom w:color="000000" w:space="0" w:sz="0" w:val="nil"/>
               <w:right w:color="000000" w:space="0" w:sz="0" w:val="nil"/>
             </w:tcBorders>
-            <w:shd w:fill="eeeeee" w:val="clear"/>
+            <w:shd w:fill="d6dfe7" w:val="clear"/>
             <w:tcMar>
               <w:top w:w="160.0" w:type="dxa"/>
               <w:left w:w="260.0" w:type="dxa"/>
@@ -3204,7 +3204,7 @@
       <w:rPr/>
       <w:drawing>
         <wp:inline distB="114300" distT="114300" distL="114300" distR="114300">
-          <wp:extent cx="1106897" cy="623888"/>
+          <wp:extent cx="1911049" cy="623888"/>
           <wp:effectExtent b="0" l="0" r="0" t="0"/>
           <wp:docPr id="1" name="image1.png"/>
           <a:graphic>
@@ -3216,7 +3216,7 @@
                 </pic:nvPicPr>
                 <pic:blipFill>
                   <a:blip r:embed="rId1"/>
-                  <a:srcRect b="27972" l="11329" r="12428" t="30420"/>
+                  <a:srcRect b="0" l="0" r="0" t="0"/>
                   <a:stretch>
                     <a:fillRect/>
                   </a:stretch>
@@ -3224,7 +3224,7 @@
                 <pic:spPr>
                   <a:xfrm>
                     <a:off x="0" y="0"/>
-                    <a:ext cx="1106897" cy="623888"/>
+                    <a:ext cx="1911049" cy="623888"/>
                   </a:xfrm>
                   <a:prstGeom prst="rect"/>
                   <a:ln/>
